--- a/CHAPTER 5.docx
+++ b/CHAPTER 5.docx
@@ -4,6 +4,66 @@
   <w:body>
     <w:p>
       <w:pPr>
+        <w:rPr>
+          <w:rFonts w:eastAsia="Times New Roman"/>
+          <w:b/>
+          <w:szCs w:val="24"/>
+        </w:rPr>
+      </w:pPr>
+      <w:r>
+        <w:rPr>
+          <w:rFonts w:eastAsia="Times New Roman" w:cs="Times New Roman"/>
+          <w:b/>
+          <w:bCs/>
+          <w:noProof/>
+          <w:szCs w:val="24"/>
+          <w:lang w:val="en-ZW"/>
+        </w:rPr>
+        <w:drawing>
+          <wp:inline distT="0" distB="0" distL="0" distR="0" wp14:anchorId="7DDFA484" wp14:editId="07B76A65">
+            <wp:extent cx="2400300" cy="2514600"/>
+            <wp:effectExtent l="0" t="0" r="0" b="0"/>
+            <wp:docPr id="1" name="Picture 1"/>
+            <wp:cNvGraphicFramePr>
+              <a:graphicFrameLocks xmlns:a="http://schemas.openxmlformats.org/drawingml/2006/main" noChangeAspect="1"/>
+            </wp:cNvGraphicFramePr>
+            <a:graphic xmlns:a="http://schemas.openxmlformats.org/drawingml/2006/main">
+              <a:graphicData uri="http://schemas.openxmlformats.org/drawingml/2006/picture">
+                <pic:pic xmlns:pic="http://schemas.openxmlformats.org/drawingml/2006/picture">
+                  <pic:nvPicPr>
+                    <pic:cNvPr id="1" name="Picture 1"/>
+                    <pic:cNvPicPr/>
+                  </pic:nvPicPr>
+                  <pic:blipFill>
+                    <a:blip r:embed="rId4">
+                      <a:extLst>
+                        <a:ext uri="{28A0092B-C50C-407E-A947-70E740481C1C}">
+                          <a14:useLocalDpi xmlns:a14="http://schemas.microsoft.com/office/drawing/2010/main" val="0"/>
+                        </a:ext>
+                      </a:extLst>
+                    </a:blip>
+                    <a:stretch>
+                      <a:fillRect/>
+                    </a:stretch>
+                  </pic:blipFill>
+                  <pic:spPr>
+                    <a:xfrm>
+                      <a:off x="0" y="0"/>
+                      <a:ext cx="2400371" cy="2514674"/>
+                    </a:xfrm>
+                    <a:prstGeom prst="rect">
+                      <a:avLst/>
+                    </a:prstGeom>
+                  </pic:spPr>
+                </pic:pic>
+              </a:graphicData>
+            </a:graphic>
+          </wp:inline>
+        </w:drawing>
+      </w:r>
+    </w:p>
+    <w:p>
+      <w:pPr>
         <w:spacing w:line="360" w:lineRule="auto"/>
         <w:jc w:val="both"/>
         <w:rPr>
@@ -29,26 +89,238 @@
     </w:p>
     <w:p>
       <w:pPr>
-        <w:spacing w:line="360" w:lineRule="auto"/>
-        <w:jc w:val="both"/>
-        <w:rPr>
-          <w:rFonts w:ascii="Times New Roman" w:hAnsi="Times New Roman" w:cs="Times New Roman"/>
-          <w:b/>
-          <w:bCs/>
-          <w:sz w:val="24"/>
-          <w:szCs w:val="24"/>
-          <w:lang w:val="en-ZW"/>
-        </w:rPr>
-      </w:pPr>
-      <w:r>
-        <w:rPr>
-          <w:rFonts w:ascii="Times New Roman" w:hAnsi="Times New Roman" w:cs="Times New Roman"/>
-          <w:b/>
-          <w:bCs/>
-          <w:sz w:val="24"/>
-          <w:szCs w:val="24"/>
-          <w:lang w:val="en-ZW"/>
-        </w:rPr>
+        <w:rPr>
+          <w:szCs w:val="24"/>
+        </w:rPr>
+      </w:pPr>
+      <w:r>
+        <w:rPr>
+          <w:rFonts w:eastAsia="Times New Roman"/>
+          <w:szCs w:val="24"/>
+        </w:rPr>
+        <w:t>Prominance Fungurayi: R251946T</w:t>
+      </w:r>
+    </w:p>
+    <w:p>
+      <w:pPr>
+        <w:rPr>
+          <w:rFonts w:eastAsia="Times New Roman"/>
+          <w:szCs w:val="24"/>
+        </w:rPr>
+      </w:pPr>
+      <w:r>
+        <w:rPr>
+          <w:rFonts w:eastAsia="Times New Roman"/>
+          <w:szCs w:val="24"/>
+        </w:rPr>
+        <w:t>Ashton Kahlari: R252989W</w:t>
+      </w:r>
+    </w:p>
+    <w:p>
+      <w:pPr>
+        <w:spacing w:line="360" w:lineRule="auto"/>
+        <w:jc w:val="both"/>
+        <w:rPr>
+          <w:rFonts w:ascii="Times New Roman" w:hAnsi="Times New Roman" w:cs="Times New Roman"/>
+          <w:b/>
+          <w:bCs/>
+          <w:sz w:val="24"/>
+          <w:szCs w:val="24"/>
+          <w:lang w:val="en-ZW"/>
+        </w:rPr>
+      </w:pPr>
+    </w:p>
+    <w:p>
+      <w:pPr>
+        <w:spacing w:line="360" w:lineRule="auto"/>
+        <w:jc w:val="both"/>
+        <w:rPr>
+          <w:rFonts w:ascii="Times New Roman" w:hAnsi="Times New Roman" w:cs="Times New Roman"/>
+          <w:b/>
+          <w:bCs/>
+          <w:sz w:val="24"/>
+          <w:szCs w:val="24"/>
+          <w:lang w:val="en-ZW"/>
+        </w:rPr>
+      </w:pPr>
+    </w:p>
+    <w:p>
+      <w:pPr>
+        <w:spacing w:line="360" w:lineRule="auto"/>
+        <w:jc w:val="both"/>
+        <w:rPr>
+          <w:rFonts w:ascii="Times New Roman" w:hAnsi="Times New Roman" w:cs="Times New Roman"/>
+          <w:b/>
+          <w:bCs/>
+          <w:sz w:val="24"/>
+          <w:szCs w:val="24"/>
+          <w:lang w:val="en-ZW"/>
+        </w:rPr>
+      </w:pPr>
+    </w:p>
+    <w:p>
+      <w:pPr>
+        <w:spacing w:line="360" w:lineRule="auto"/>
+        <w:jc w:val="both"/>
+        <w:rPr>
+          <w:rFonts w:ascii="Times New Roman" w:hAnsi="Times New Roman" w:cs="Times New Roman"/>
+          <w:b/>
+          <w:bCs/>
+          <w:sz w:val="24"/>
+          <w:szCs w:val="24"/>
+          <w:lang w:val="en-ZW"/>
+        </w:rPr>
+      </w:pPr>
+    </w:p>
+    <w:p>
+      <w:pPr>
+        <w:spacing w:line="360" w:lineRule="auto"/>
+        <w:jc w:val="both"/>
+        <w:rPr>
+          <w:rFonts w:ascii="Times New Roman" w:hAnsi="Times New Roman" w:cs="Times New Roman"/>
+          <w:b/>
+          <w:bCs/>
+          <w:sz w:val="24"/>
+          <w:szCs w:val="24"/>
+          <w:lang w:val="en-ZW"/>
+        </w:rPr>
+      </w:pPr>
+    </w:p>
+    <w:p>
+      <w:pPr>
+        <w:spacing w:line="360" w:lineRule="auto"/>
+        <w:jc w:val="both"/>
+        <w:rPr>
+          <w:rFonts w:ascii="Times New Roman" w:hAnsi="Times New Roman" w:cs="Times New Roman"/>
+          <w:b/>
+          <w:bCs/>
+          <w:sz w:val="24"/>
+          <w:szCs w:val="24"/>
+          <w:lang w:val="en-ZW"/>
+        </w:rPr>
+      </w:pPr>
+    </w:p>
+    <w:p>
+      <w:pPr>
+        <w:spacing w:line="360" w:lineRule="auto"/>
+        <w:jc w:val="both"/>
+        <w:rPr>
+          <w:rFonts w:ascii="Times New Roman" w:hAnsi="Times New Roman" w:cs="Times New Roman"/>
+          <w:b/>
+          <w:bCs/>
+          <w:sz w:val="24"/>
+          <w:szCs w:val="24"/>
+          <w:lang w:val="en-ZW"/>
+        </w:rPr>
+      </w:pPr>
+    </w:p>
+    <w:p>
+      <w:pPr>
+        <w:spacing w:line="360" w:lineRule="auto"/>
+        <w:jc w:val="both"/>
+        <w:rPr>
+          <w:rFonts w:ascii="Times New Roman" w:hAnsi="Times New Roman" w:cs="Times New Roman"/>
+          <w:b/>
+          <w:bCs/>
+          <w:sz w:val="24"/>
+          <w:szCs w:val="24"/>
+          <w:lang w:val="en-ZW"/>
+        </w:rPr>
+      </w:pPr>
+    </w:p>
+    <w:p>
+      <w:pPr>
+        <w:spacing w:line="360" w:lineRule="auto"/>
+        <w:jc w:val="both"/>
+        <w:rPr>
+          <w:rFonts w:ascii="Times New Roman" w:hAnsi="Times New Roman" w:cs="Times New Roman"/>
+          <w:b/>
+          <w:bCs/>
+          <w:sz w:val="24"/>
+          <w:szCs w:val="24"/>
+          <w:lang w:val="en-ZW"/>
+        </w:rPr>
+      </w:pPr>
+    </w:p>
+    <w:p>
+      <w:pPr>
+        <w:spacing w:line="360" w:lineRule="auto"/>
+        <w:jc w:val="both"/>
+        <w:rPr>
+          <w:rFonts w:ascii="Times New Roman" w:hAnsi="Times New Roman" w:cs="Times New Roman"/>
+          <w:b/>
+          <w:bCs/>
+          <w:sz w:val="24"/>
+          <w:szCs w:val="24"/>
+          <w:lang w:val="en-ZW"/>
+        </w:rPr>
+      </w:pPr>
+    </w:p>
+    <w:p>
+      <w:pPr>
+        <w:spacing w:line="360" w:lineRule="auto"/>
+        <w:jc w:val="both"/>
+        <w:rPr>
+          <w:rFonts w:ascii="Times New Roman" w:hAnsi="Times New Roman" w:cs="Times New Roman"/>
+          <w:b/>
+          <w:bCs/>
+          <w:sz w:val="24"/>
+          <w:szCs w:val="24"/>
+          <w:lang w:val="en-ZW"/>
+        </w:rPr>
+      </w:pPr>
+    </w:p>
+    <w:p>
+      <w:pPr>
+        <w:spacing w:line="360" w:lineRule="auto"/>
+        <w:jc w:val="both"/>
+        <w:rPr>
+          <w:rFonts w:ascii="Times New Roman" w:hAnsi="Times New Roman" w:cs="Times New Roman"/>
+          <w:b/>
+          <w:bCs/>
+          <w:sz w:val="24"/>
+          <w:szCs w:val="24"/>
+          <w:lang w:val="en-ZW"/>
+        </w:rPr>
+      </w:pPr>
+    </w:p>
+    <w:p>
+      <w:pPr>
+        <w:spacing w:line="360" w:lineRule="auto"/>
+        <w:jc w:val="both"/>
+        <w:rPr>
+          <w:rFonts w:ascii="Times New Roman" w:hAnsi="Times New Roman" w:cs="Times New Roman"/>
+          <w:b/>
+          <w:bCs/>
+          <w:sz w:val="24"/>
+          <w:szCs w:val="24"/>
+          <w:lang w:val="en-ZW"/>
+        </w:rPr>
+      </w:pPr>
+    </w:p>
+    <w:p>
+      <w:pPr>
+        <w:spacing w:line="360" w:lineRule="auto"/>
+        <w:jc w:val="both"/>
+        <w:rPr>
+          <w:rFonts w:ascii="Times New Roman" w:hAnsi="Times New Roman" w:cs="Times New Roman"/>
+          <w:b/>
+          <w:bCs/>
+          <w:sz w:val="24"/>
+          <w:szCs w:val="24"/>
+          <w:lang w:val="en-ZW"/>
+        </w:rPr>
+      </w:pPr>
+      <w:r>
+        <w:rPr>
+          <w:rFonts w:ascii="Times New Roman" w:hAnsi="Times New Roman" w:cs="Times New Roman"/>
+          <w:b/>
+          <w:bCs/>
+          <w:sz w:val="24"/>
+          <w:szCs w:val="24"/>
+          <w:lang w:val="en-ZW"/>
+        </w:rPr>
+        <w:lastRenderedPageBreak/>
         <w:t>5.1 Introduction</w:t>
       </w:r>
     </w:p>
@@ -348,27 +620,7 @@
           <w:szCs w:val="24"/>
           <w:lang w:val="en-ZW"/>
         </w:rPr>
-        <w:t xml:space="preserve">Controlled follow-up experiments also showed that increasing model or feature complexity did not automatically improve the system. </w:t>
-      </w:r>
-      <w:proofErr w:type="spellStart"/>
-      <w:r>
-        <w:rPr>
-          <w:rFonts w:ascii="Times New Roman" w:hAnsi="Times New Roman" w:cs="Times New Roman"/>
-          <w:sz w:val="24"/>
-          <w:szCs w:val="24"/>
-          <w:lang w:val="en-ZW"/>
-        </w:rPr>
-        <w:t>XGBoost</w:t>
-      </w:r>
-      <w:proofErr w:type="spellEnd"/>
-      <w:r>
-        <w:rPr>
-          <w:rFonts w:ascii="Times New Roman" w:hAnsi="Times New Roman" w:cs="Times New Roman"/>
-          <w:sz w:val="24"/>
-          <w:szCs w:val="24"/>
-          <w:lang w:val="en-ZW"/>
-        </w:rPr>
-        <w:t xml:space="preserve"> did not produce sufficiently consistent improvement to replace the official Gradient Boosting classifier. Similarly, expanding the feature architecture from 30 to 34 features did not produce the required improvement in structuring detection and adversely affected other aspects of performance. The original 30-feature Gradient Boosting configuration was consequently retained.</w:t>
+        <w:t>Controlled follow-up experiments also showed that increasing model or feature complexity did not automatically improve the system. XGBoost did not produce sufficiently consistent improvement to replace the official Gradient Boosting classifier. Similarly, expanding the feature architecture from 30 to 34 features did not produce the required improvement in structuring detection and adversely affected other aspects of performance. The original 30-feature Gradient Boosting configuration was consequently retained.</w:t>
       </w:r>
     </w:p>
     <w:p>
@@ -536,27 +788,7 @@
           <w:szCs w:val="24"/>
           <w:lang w:val="en-ZW"/>
         </w:rPr>
-        <w:t>Real-time communication was implemented through Flask-</w:t>
-      </w:r>
-      <w:proofErr w:type="spellStart"/>
-      <w:r>
-        <w:rPr>
-          <w:rFonts w:ascii="Times New Roman" w:hAnsi="Times New Roman" w:cs="Times New Roman"/>
-          <w:sz w:val="24"/>
-          <w:szCs w:val="24"/>
-          <w:lang w:val="en-ZW"/>
-        </w:rPr>
-        <w:t>SocketIO</w:t>
-      </w:r>
-      <w:proofErr w:type="spellEnd"/>
-      <w:r>
-        <w:rPr>
-          <w:rFonts w:ascii="Times New Roman" w:hAnsi="Times New Roman" w:cs="Times New Roman"/>
-          <w:sz w:val="24"/>
-          <w:szCs w:val="24"/>
-          <w:lang w:val="en-ZW"/>
-        </w:rPr>
-        <w:t>/Socket.IO, allowing relevant transaction and AML events to be communicated to connected monitoring interfaces.</w:t>
+        <w:t>Real-time communication was implemented through Flask-SocketIO/Socket.IO, allowing relevant transaction and AML events to be communicated to connected monitoring interfaces.</w:t>
       </w:r>
     </w:p>
     <w:p>
@@ -2766,27 +2998,7 @@
           <w:szCs w:val="24"/>
           <w:lang w:val="en-ZW"/>
         </w:rPr>
-        <w:t xml:space="preserve">The completed system should consequently be regarded as </w:t>
-      </w:r>
-      <w:proofErr w:type="gramStart"/>
-      <w:r>
-        <w:rPr>
-          <w:rFonts w:ascii="Times New Roman" w:hAnsi="Times New Roman" w:cs="Times New Roman"/>
-          <w:sz w:val="24"/>
-          <w:szCs w:val="24"/>
-          <w:lang w:val="en-ZW"/>
-        </w:rPr>
-        <w:t>a mobile-money AML decision-support research</w:t>
-      </w:r>
-      <w:proofErr w:type="gramEnd"/>
-      <w:r>
-        <w:rPr>
-          <w:rFonts w:ascii="Times New Roman" w:hAnsi="Times New Roman" w:cs="Times New Roman"/>
-          <w:sz w:val="24"/>
-          <w:szCs w:val="24"/>
-          <w:lang w:val="en-ZW"/>
-        </w:rPr>
-        <w:t xml:space="preserve"> prototype whose analytical outputs can assist the identification and investigation of suspicious behavioural patterns. Further operational data, validation, security testing and regulatory assessment would be required before considering deployment within a live mobile-money environment.</w:t>
+        <w:t>The completed system should consequently be regarded as a mobile-money AML decision-support research prototype whose analytical outputs can assist the identification and investigation of suspicious behavioural patterns. Further operational data, validation, security testing and regulatory assessment would be required before considering deployment within a live mobile-money environment.</w:t>
       </w:r>
     </w:p>
     <w:p>
@@ -3021,290 +3233,70 @@
           <w:szCs w:val="24"/>
           <w:lang w:val="en-ZW"/>
         </w:rPr>
-        <w:t>References [1]</w:t>
-      </w:r>
-      <w:proofErr w:type="gramStart"/>
-      <w:r>
-        <w:rPr>
-          <w:rFonts w:ascii="Times New Roman" w:hAnsi="Times New Roman" w:cs="Times New Roman"/>
-          <w:sz w:val="24"/>
-          <w:szCs w:val="24"/>
-          <w:lang w:val="en-ZW"/>
-        </w:rPr>
-        <w:t>–[</w:t>
-      </w:r>
-      <w:proofErr w:type="gramEnd"/>
-      <w:r>
-        <w:rPr>
-          <w:rFonts w:ascii="Times New Roman" w:hAnsi="Times New Roman" w:cs="Times New Roman"/>
-          <w:sz w:val="24"/>
-          <w:szCs w:val="24"/>
-          <w:lang w:val="en-ZW"/>
-        </w:rPr>
-        <w:t>22] retained the numbering established in the preceding chapters. Chapter 5 introduced no new sources and reused the following previously established references.</w:t>
-      </w:r>
-    </w:p>
-    <w:p>
-      <w:pPr>
-        <w:spacing w:line="360" w:lineRule="auto"/>
-        <w:jc w:val="both"/>
-        <w:rPr>
-          <w:rFonts w:ascii="Times New Roman" w:hAnsi="Times New Roman" w:cs="Times New Roman"/>
-          <w:sz w:val="24"/>
-          <w:szCs w:val="24"/>
-          <w:lang w:val="en-ZW"/>
-        </w:rPr>
-      </w:pPr>
-      <w:r>
-        <w:rPr>
-          <w:rFonts w:ascii="Times New Roman" w:hAnsi="Times New Roman" w:cs="Times New Roman"/>
-          <w:sz w:val="24"/>
-          <w:szCs w:val="24"/>
-          <w:lang w:val="en-ZW"/>
-        </w:rPr>
-        <w:t xml:space="preserve">[5] R. I. T. Jensen and A. </w:t>
-      </w:r>
-      <w:proofErr w:type="spellStart"/>
-      <w:r>
-        <w:rPr>
-          <w:rFonts w:ascii="Times New Roman" w:hAnsi="Times New Roman" w:cs="Times New Roman"/>
-          <w:sz w:val="24"/>
-          <w:szCs w:val="24"/>
-          <w:lang w:val="en-ZW"/>
-        </w:rPr>
-        <w:t>Iosifidis</w:t>
-      </w:r>
-      <w:proofErr w:type="spellEnd"/>
-      <w:r>
-        <w:rPr>
-          <w:rFonts w:ascii="Times New Roman" w:hAnsi="Times New Roman" w:cs="Times New Roman"/>
-          <w:sz w:val="24"/>
-          <w:szCs w:val="24"/>
-          <w:lang w:val="en-ZW"/>
-        </w:rPr>
-        <w:t xml:space="preserve">, “Fighting money laundering with statistics and machine learning,” IEEE Access, vol. 11, pp. 8889–8903, 2023, </w:t>
-      </w:r>
-      <w:proofErr w:type="spellStart"/>
-      <w:r>
-        <w:rPr>
-          <w:rFonts w:ascii="Times New Roman" w:hAnsi="Times New Roman" w:cs="Times New Roman"/>
-          <w:sz w:val="24"/>
-          <w:szCs w:val="24"/>
-          <w:lang w:val="en-ZW"/>
-        </w:rPr>
-        <w:t>doi</w:t>
-      </w:r>
-      <w:proofErr w:type="spellEnd"/>
-      <w:r>
-        <w:rPr>
-          <w:rFonts w:ascii="Times New Roman" w:hAnsi="Times New Roman" w:cs="Times New Roman"/>
-          <w:sz w:val="24"/>
-          <w:szCs w:val="24"/>
-          <w:lang w:val="en-ZW"/>
-        </w:rPr>
-        <w:t>: 10.1109/ACCESS.2023.3239549.</w:t>
-      </w:r>
-    </w:p>
-    <w:p>
-      <w:pPr>
-        <w:spacing w:line="360" w:lineRule="auto"/>
-        <w:jc w:val="both"/>
-        <w:rPr>
-          <w:rFonts w:ascii="Times New Roman" w:hAnsi="Times New Roman" w:cs="Times New Roman"/>
-          <w:sz w:val="24"/>
-          <w:szCs w:val="24"/>
-          <w:lang w:val="en-ZW"/>
-        </w:rPr>
-      </w:pPr>
-      <w:r>
-        <w:rPr>
-          <w:rFonts w:ascii="Times New Roman" w:hAnsi="Times New Roman" w:cs="Times New Roman"/>
-          <w:sz w:val="24"/>
-          <w:szCs w:val="24"/>
-          <w:lang w:val="en-ZW"/>
-        </w:rPr>
-        <w:t xml:space="preserve">[6] P. </w:t>
-      </w:r>
-      <w:proofErr w:type="spellStart"/>
-      <w:r>
-        <w:rPr>
-          <w:rFonts w:ascii="Times New Roman" w:hAnsi="Times New Roman" w:cs="Times New Roman"/>
-          <w:sz w:val="24"/>
-          <w:szCs w:val="24"/>
-          <w:lang w:val="en-ZW"/>
-        </w:rPr>
-        <w:t>Tertychnyi</w:t>
-      </w:r>
-      <w:proofErr w:type="spellEnd"/>
-      <w:r>
-        <w:rPr>
-          <w:rFonts w:ascii="Times New Roman" w:hAnsi="Times New Roman" w:cs="Times New Roman"/>
-          <w:sz w:val="24"/>
-          <w:szCs w:val="24"/>
-          <w:lang w:val="en-ZW"/>
-        </w:rPr>
-        <w:t xml:space="preserve">, M. </w:t>
-      </w:r>
-      <w:proofErr w:type="spellStart"/>
-      <w:r>
-        <w:rPr>
-          <w:rFonts w:ascii="Times New Roman" w:hAnsi="Times New Roman" w:cs="Times New Roman"/>
-          <w:sz w:val="24"/>
-          <w:szCs w:val="24"/>
-          <w:lang w:val="en-ZW"/>
-        </w:rPr>
-        <w:t>Godgildieva</w:t>
-      </w:r>
-      <w:proofErr w:type="spellEnd"/>
-      <w:r>
-        <w:rPr>
-          <w:rFonts w:ascii="Times New Roman" w:hAnsi="Times New Roman" w:cs="Times New Roman"/>
-          <w:sz w:val="24"/>
-          <w:szCs w:val="24"/>
-          <w:lang w:val="en-ZW"/>
-        </w:rPr>
-        <w:t xml:space="preserve">, M. Dumas, and M. Ollikainen, “Time-aware and interpretable predictive monitoring system for Anti-Money Laundering,” Machine Learning with Applications, vol. 8, Art. no. 100306, 2022, </w:t>
-      </w:r>
-      <w:proofErr w:type="spellStart"/>
-      <w:r>
-        <w:rPr>
-          <w:rFonts w:ascii="Times New Roman" w:hAnsi="Times New Roman" w:cs="Times New Roman"/>
-          <w:sz w:val="24"/>
-          <w:szCs w:val="24"/>
-          <w:lang w:val="en-ZW"/>
-        </w:rPr>
-        <w:t>doi</w:t>
-      </w:r>
-      <w:proofErr w:type="spellEnd"/>
-      <w:r>
-        <w:rPr>
-          <w:rFonts w:ascii="Times New Roman" w:hAnsi="Times New Roman" w:cs="Times New Roman"/>
-          <w:sz w:val="24"/>
-          <w:szCs w:val="24"/>
-          <w:lang w:val="en-ZW"/>
-        </w:rPr>
-        <w:t>: 10.1016/j.mlwa.2022.100306.</w:t>
-      </w:r>
-    </w:p>
-    <w:p>
-      <w:pPr>
-        <w:spacing w:line="360" w:lineRule="auto"/>
-        <w:jc w:val="both"/>
-        <w:rPr>
-          <w:rFonts w:ascii="Times New Roman" w:hAnsi="Times New Roman" w:cs="Times New Roman"/>
-          <w:sz w:val="24"/>
-          <w:szCs w:val="24"/>
-          <w:lang w:val="en-ZW"/>
-        </w:rPr>
-      </w:pPr>
-      <w:r>
-        <w:rPr>
-          <w:rFonts w:ascii="Times New Roman" w:hAnsi="Times New Roman" w:cs="Times New Roman"/>
-          <w:sz w:val="24"/>
-          <w:szCs w:val="24"/>
-          <w:lang w:val="en-ZW"/>
-        </w:rPr>
-        <w:t xml:space="preserve">[7] E. R. Altman, J. </w:t>
-      </w:r>
-      <w:proofErr w:type="spellStart"/>
-      <w:r>
-        <w:rPr>
-          <w:rFonts w:ascii="Times New Roman" w:hAnsi="Times New Roman" w:cs="Times New Roman"/>
-          <w:sz w:val="24"/>
-          <w:szCs w:val="24"/>
-          <w:lang w:val="en-ZW"/>
-        </w:rPr>
-        <w:t>Blanuša</w:t>
-      </w:r>
-      <w:proofErr w:type="spellEnd"/>
-      <w:r>
-        <w:rPr>
-          <w:rFonts w:ascii="Times New Roman" w:hAnsi="Times New Roman" w:cs="Times New Roman"/>
-          <w:sz w:val="24"/>
-          <w:szCs w:val="24"/>
-          <w:lang w:val="en-ZW"/>
-        </w:rPr>
-        <w:t xml:space="preserve">, L. von </w:t>
-      </w:r>
-      <w:proofErr w:type="spellStart"/>
-      <w:r>
-        <w:rPr>
-          <w:rFonts w:ascii="Times New Roman" w:hAnsi="Times New Roman" w:cs="Times New Roman"/>
-          <w:sz w:val="24"/>
-          <w:szCs w:val="24"/>
-          <w:lang w:val="en-ZW"/>
-        </w:rPr>
-        <w:t>Niederhäusern</w:t>
-      </w:r>
-      <w:proofErr w:type="spellEnd"/>
-      <w:r>
-        <w:rPr>
-          <w:rFonts w:ascii="Times New Roman" w:hAnsi="Times New Roman" w:cs="Times New Roman"/>
-          <w:sz w:val="24"/>
-          <w:szCs w:val="24"/>
-          <w:lang w:val="en-ZW"/>
-        </w:rPr>
-        <w:t xml:space="preserve">, B. </w:t>
-      </w:r>
-      <w:proofErr w:type="spellStart"/>
-      <w:r>
-        <w:rPr>
-          <w:rFonts w:ascii="Times New Roman" w:hAnsi="Times New Roman" w:cs="Times New Roman"/>
-          <w:sz w:val="24"/>
-          <w:szCs w:val="24"/>
-          <w:lang w:val="en-ZW"/>
-        </w:rPr>
-        <w:t>Egressy</w:t>
-      </w:r>
-      <w:proofErr w:type="spellEnd"/>
-      <w:r>
-        <w:rPr>
-          <w:rFonts w:ascii="Times New Roman" w:hAnsi="Times New Roman" w:cs="Times New Roman"/>
-          <w:sz w:val="24"/>
-          <w:szCs w:val="24"/>
-          <w:lang w:val="en-ZW"/>
-        </w:rPr>
-        <w:t xml:space="preserve">, A. </w:t>
-      </w:r>
-      <w:proofErr w:type="spellStart"/>
-      <w:r>
-        <w:rPr>
-          <w:rFonts w:ascii="Times New Roman" w:hAnsi="Times New Roman" w:cs="Times New Roman"/>
-          <w:sz w:val="24"/>
-          <w:szCs w:val="24"/>
-          <w:lang w:val="en-ZW"/>
-        </w:rPr>
-        <w:t>Anghel</w:t>
-      </w:r>
-      <w:proofErr w:type="spellEnd"/>
-      <w:r>
-        <w:rPr>
-          <w:rFonts w:ascii="Times New Roman" w:hAnsi="Times New Roman" w:cs="Times New Roman"/>
-          <w:sz w:val="24"/>
-          <w:szCs w:val="24"/>
-          <w:lang w:val="en-ZW"/>
-        </w:rPr>
-        <w:t xml:space="preserve">, and K. </w:t>
-      </w:r>
-      <w:proofErr w:type="spellStart"/>
-      <w:r>
-        <w:rPr>
-          <w:rFonts w:ascii="Times New Roman" w:hAnsi="Times New Roman" w:cs="Times New Roman"/>
-          <w:sz w:val="24"/>
-          <w:szCs w:val="24"/>
-          <w:lang w:val="en-ZW"/>
-        </w:rPr>
-        <w:t>Atasu</w:t>
-      </w:r>
-      <w:proofErr w:type="spellEnd"/>
-      <w:r>
-        <w:rPr>
-          <w:rFonts w:ascii="Times New Roman" w:hAnsi="Times New Roman" w:cs="Times New Roman"/>
-          <w:sz w:val="24"/>
-          <w:szCs w:val="24"/>
-          <w:lang w:val="en-ZW"/>
-        </w:rPr>
-        <w:t>, “Realistic synthetic financial transactions for Anti-Money Laundering models,” in Advances in Neural Information Processing Systems, vol. 36, 2023.</w:t>
+        <w:t>References [1]–[22] retained the numbering established in the preceding chapters. Chapter 5 introduced no new sources and reused the following previously established references.</w:t>
+      </w:r>
+    </w:p>
+    <w:p>
+      <w:pPr>
+        <w:spacing w:line="360" w:lineRule="auto"/>
+        <w:jc w:val="both"/>
+        <w:rPr>
+          <w:rFonts w:ascii="Times New Roman" w:hAnsi="Times New Roman" w:cs="Times New Roman"/>
+          <w:sz w:val="24"/>
+          <w:szCs w:val="24"/>
+          <w:lang w:val="en-ZW"/>
+        </w:rPr>
+      </w:pPr>
+      <w:r>
+        <w:rPr>
+          <w:rFonts w:ascii="Times New Roman" w:hAnsi="Times New Roman" w:cs="Times New Roman"/>
+          <w:sz w:val="24"/>
+          <w:szCs w:val="24"/>
+          <w:lang w:val="en-ZW"/>
+        </w:rPr>
+        <w:t>[5] R. I. T. Jensen and A. Iosifidis, “Fighting money laundering with statistics and machine learning,” IEEE Access, vol. 11, pp. 8889–8903, 2023, doi: 10.1109/ACCESS.2023.3239549.</w:t>
+      </w:r>
+    </w:p>
+    <w:p>
+      <w:pPr>
+        <w:spacing w:line="360" w:lineRule="auto"/>
+        <w:jc w:val="both"/>
+        <w:rPr>
+          <w:rFonts w:ascii="Times New Roman" w:hAnsi="Times New Roman" w:cs="Times New Roman"/>
+          <w:sz w:val="24"/>
+          <w:szCs w:val="24"/>
+          <w:lang w:val="en-ZW"/>
+        </w:rPr>
+      </w:pPr>
+      <w:r>
+        <w:rPr>
+          <w:rFonts w:ascii="Times New Roman" w:hAnsi="Times New Roman" w:cs="Times New Roman"/>
+          <w:sz w:val="24"/>
+          <w:szCs w:val="24"/>
+          <w:lang w:val="en-ZW"/>
+        </w:rPr>
+        <w:t>[6] P. Tertychnyi, M. Godgildieva, M. Dumas, and M. Ollikainen, “Time-aware and interpretable predictive monitoring system for Anti-Money Laundering,” Machine Learning with Applications, vol. 8, Art. no. 100306, 2022, doi: 10.1016/j.mlwa.2022.100306.</w:t>
+      </w:r>
+    </w:p>
+    <w:p>
+      <w:pPr>
+        <w:spacing w:line="360" w:lineRule="auto"/>
+        <w:jc w:val="both"/>
+        <w:rPr>
+          <w:rFonts w:ascii="Times New Roman" w:hAnsi="Times New Roman" w:cs="Times New Roman"/>
+          <w:sz w:val="24"/>
+          <w:szCs w:val="24"/>
+          <w:lang w:val="en-ZW"/>
+        </w:rPr>
+      </w:pPr>
+      <w:r>
+        <w:rPr>
+          <w:rFonts w:ascii="Times New Roman" w:hAnsi="Times New Roman" w:cs="Times New Roman"/>
+          <w:sz w:val="24"/>
+          <w:szCs w:val="24"/>
+          <w:lang w:val="en-ZW"/>
+        </w:rPr>
+        <w:t>[7] E. R. Altman, J. Blanuša, L. von Niederhäusern, B. Egressy, A. Anghel, and K. Atasu, “Realistic synthetic financial transactions for Anti-Money Laundering models,” in Advances in Neural Information Processing Systems, vol. 36, 2023.</w:t>
       </w:r>
     </w:p>
     <w:p>
@@ -3367,168 +3359,28 @@
           <w:szCs w:val="24"/>
           <w:lang w:val="en-ZW"/>
         </w:rPr>
-        <w:t xml:space="preserve">[15] M. Weber et al., “Anti-Money Laundering in Bitcoin: Experimenting with graph convolutional networks for financial forensics,” </w:t>
-      </w:r>
-      <w:proofErr w:type="spellStart"/>
-      <w:r>
-        <w:rPr>
-          <w:rFonts w:ascii="Times New Roman" w:hAnsi="Times New Roman" w:cs="Times New Roman"/>
-          <w:sz w:val="24"/>
-          <w:szCs w:val="24"/>
-          <w:lang w:val="en-ZW"/>
-        </w:rPr>
-        <w:t>arXiv</w:t>
-      </w:r>
-      <w:proofErr w:type="spellEnd"/>
-      <w:r>
-        <w:rPr>
-          <w:rFonts w:ascii="Times New Roman" w:hAnsi="Times New Roman" w:cs="Times New Roman"/>
-          <w:sz w:val="24"/>
-          <w:szCs w:val="24"/>
-          <w:lang w:val="en-ZW"/>
-        </w:rPr>
-        <w:t xml:space="preserve"> preprint arXiv:1908.02591, 2019.</w:t>
-      </w:r>
-    </w:p>
-    <w:p>
-      <w:pPr>
-        <w:spacing w:line="360" w:lineRule="auto"/>
-        <w:jc w:val="both"/>
-        <w:rPr>
-          <w:rFonts w:ascii="Times New Roman" w:hAnsi="Times New Roman" w:cs="Times New Roman"/>
-          <w:sz w:val="24"/>
-          <w:szCs w:val="24"/>
-          <w:lang w:val="en-ZW"/>
-        </w:rPr>
-      </w:pPr>
-      <w:r>
-        <w:rPr>
-          <w:rFonts w:ascii="Times New Roman" w:hAnsi="Times New Roman" w:cs="Times New Roman"/>
-          <w:sz w:val="24"/>
-          <w:szCs w:val="24"/>
-          <w:lang w:val="en-ZW"/>
-        </w:rPr>
-        <w:t xml:space="preserve">[19] M. </w:t>
-      </w:r>
-      <w:proofErr w:type="spellStart"/>
-      <w:r>
-        <w:rPr>
-          <w:rFonts w:ascii="Times New Roman" w:hAnsi="Times New Roman" w:cs="Times New Roman"/>
-          <w:sz w:val="24"/>
-          <w:szCs w:val="24"/>
-          <w:lang w:val="en-ZW"/>
-        </w:rPr>
-        <w:t>Jullum</w:t>
-      </w:r>
-      <w:proofErr w:type="spellEnd"/>
-      <w:r>
-        <w:rPr>
-          <w:rFonts w:ascii="Times New Roman" w:hAnsi="Times New Roman" w:cs="Times New Roman"/>
-          <w:sz w:val="24"/>
-          <w:szCs w:val="24"/>
-          <w:lang w:val="en-ZW"/>
-        </w:rPr>
-        <w:t xml:space="preserve">, A. </w:t>
-      </w:r>
-      <w:proofErr w:type="spellStart"/>
-      <w:r>
-        <w:rPr>
-          <w:rFonts w:ascii="Times New Roman" w:hAnsi="Times New Roman" w:cs="Times New Roman"/>
-          <w:sz w:val="24"/>
-          <w:szCs w:val="24"/>
-          <w:lang w:val="en-ZW"/>
-        </w:rPr>
-        <w:t>Løland</w:t>
-      </w:r>
-      <w:proofErr w:type="spellEnd"/>
-      <w:r>
-        <w:rPr>
-          <w:rFonts w:ascii="Times New Roman" w:hAnsi="Times New Roman" w:cs="Times New Roman"/>
-          <w:sz w:val="24"/>
-          <w:szCs w:val="24"/>
-          <w:lang w:val="en-ZW"/>
-        </w:rPr>
-        <w:t xml:space="preserve">, R. B. </w:t>
-      </w:r>
-      <w:proofErr w:type="spellStart"/>
-      <w:r>
-        <w:rPr>
-          <w:rFonts w:ascii="Times New Roman" w:hAnsi="Times New Roman" w:cs="Times New Roman"/>
-          <w:sz w:val="24"/>
-          <w:szCs w:val="24"/>
-          <w:lang w:val="en-ZW"/>
-        </w:rPr>
-        <w:t>Huseby</w:t>
-      </w:r>
-      <w:proofErr w:type="spellEnd"/>
-      <w:r>
-        <w:rPr>
-          <w:rFonts w:ascii="Times New Roman" w:hAnsi="Times New Roman" w:cs="Times New Roman"/>
-          <w:sz w:val="24"/>
-          <w:szCs w:val="24"/>
-          <w:lang w:val="en-ZW"/>
-        </w:rPr>
-        <w:t xml:space="preserve">, G. </w:t>
-      </w:r>
-      <w:proofErr w:type="spellStart"/>
-      <w:r>
-        <w:rPr>
-          <w:rFonts w:ascii="Times New Roman" w:hAnsi="Times New Roman" w:cs="Times New Roman"/>
-          <w:sz w:val="24"/>
-          <w:szCs w:val="24"/>
-          <w:lang w:val="en-ZW"/>
-        </w:rPr>
-        <w:t>Ånonsen</w:t>
-      </w:r>
-      <w:proofErr w:type="spellEnd"/>
-      <w:r>
-        <w:rPr>
-          <w:rFonts w:ascii="Times New Roman" w:hAnsi="Times New Roman" w:cs="Times New Roman"/>
-          <w:sz w:val="24"/>
-          <w:szCs w:val="24"/>
-          <w:lang w:val="en-ZW"/>
-        </w:rPr>
-        <w:t xml:space="preserve">, and J. </w:t>
-      </w:r>
-      <w:proofErr w:type="spellStart"/>
-      <w:r>
-        <w:rPr>
-          <w:rFonts w:ascii="Times New Roman" w:hAnsi="Times New Roman" w:cs="Times New Roman"/>
-          <w:sz w:val="24"/>
-          <w:szCs w:val="24"/>
-          <w:lang w:val="en-ZW"/>
-        </w:rPr>
-        <w:t>Lorentzen</w:t>
-      </w:r>
-      <w:proofErr w:type="spellEnd"/>
-      <w:r>
-        <w:rPr>
-          <w:rFonts w:ascii="Times New Roman" w:hAnsi="Times New Roman" w:cs="Times New Roman"/>
-          <w:sz w:val="24"/>
-          <w:szCs w:val="24"/>
-          <w:lang w:val="en-ZW"/>
-        </w:rPr>
-        <w:t xml:space="preserve">, “Detecting money laundering transactions with machine learning,” Journal of Money Laundering Control, vol. 23, no. 1, pp. 173–186, 2020, </w:t>
-      </w:r>
-      <w:proofErr w:type="spellStart"/>
-      <w:r>
-        <w:rPr>
-          <w:rFonts w:ascii="Times New Roman" w:hAnsi="Times New Roman" w:cs="Times New Roman"/>
-          <w:sz w:val="24"/>
-          <w:szCs w:val="24"/>
-          <w:lang w:val="en-ZW"/>
-        </w:rPr>
-        <w:t>doi</w:t>
-      </w:r>
-      <w:proofErr w:type="spellEnd"/>
-      <w:r>
-        <w:rPr>
-          <w:rFonts w:ascii="Times New Roman" w:hAnsi="Times New Roman" w:cs="Times New Roman"/>
-          <w:sz w:val="24"/>
-          <w:szCs w:val="24"/>
-          <w:lang w:val="en-ZW"/>
-        </w:rPr>
-        <w:t>: 10.1108/JMLC-07-2019-0055.</w:t>
+        <w:t>[15] M. Weber et al., “Anti-Money Laundering in Bitcoin: Experimenting with graph convolutional networks for financial forensics,” arXiv preprint arXiv:1908.02591, 2019.</w:t>
+      </w:r>
+    </w:p>
+    <w:p>
+      <w:pPr>
+        <w:spacing w:line="360" w:lineRule="auto"/>
+        <w:jc w:val="both"/>
+        <w:rPr>
+          <w:rFonts w:ascii="Times New Roman" w:hAnsi="Times New Roman" w:cs="Times New Roman"/>
+          <w:sz w:val="24"/>
+          <w:szCs w:val="24"/>
+          <w:lang w:val="en-ZW"/>
+        </w:rPr>
+      </w:pPr>
+      <w:r>
+        <w:rPr>
+          <w:rFonts w:ascii="Times New Roman" w:hAnsi="Times New Roman" w:cs="Times New Roman"/>
+          <w:sz w:val="24"/>
+          <w:szCs w:val="24"/>
+          <w:lang w:val="en-ZW"/>
+        </w:rPr>
+        <w:t>[19] M. Jullum, A. Løland, R. B. Huseby, G. Ånonsen, and J. Lorentzen, “Detecting money laundering transactions with machine learning,” Journal of Money Laundering Control, vol. 23, no. 1, pp. 173–186, 2020, doi: 10.1108/JMLC-07-2019-0055.</w:t>
       </w:r>
     </w:p>
     <w:p>
@@ -4153,6 +4005,7 @@
   <w:style w:type="character" w:default="1" w:styleId="DefaultParagraphFont">
     <w:name w:val="Default Paragraph Font"/>
     <w:uiPriority w:val="1"/>
+    <w:semiHidden/>
     <w:unhideWhenUsed/>
   </w:style>
   <w:style w:type="table" w:default="1" w:styleId="TableNormal">
